--- a/docs/Notes_on_Natural_Language_Processing.docx
+++ b/docs/Notes_on_Natural_Language_Processing.docx
@@ -313,7 +313,275 @@
         </w:rPr>
       </w:pPr>
     </w:p>
+    <w:p>
+      <w:pPr>
+        <w:rPr>
+          <w:rFonts w:eastAsiaTheme="minorEastAsia"/>
+        </w:rPr>
+      </w:pPr>
+      <m:oMath>
+        <m:r>
+          <w:rPr>
+            <w:rFonts w:ascii="Cambria Math" w:eastAsiaTheme="minorEastAsia" w:hAnsi="Cambria Math"/>
+          </w:rPr>
+          <m:t>p</m:t>
+        </m:r>
+        <m:d>
+          <m:dPr>
+            <m:ctrlPr>
+              <w:rPr>
+                <w:rFonts w:ascii="Cambria Math" w:eastAsiaTheme="minorEastAsia" w:hAnsi="Cambria Math"/>
+                <w:i/>
+              </w:rPr>
+            </m:ctrlPr>
+          </m:dPr>
+          <m:e>
+            <m:r>
+              <w:rPr>
+                <w:rFonts w:ascii="Cambria Math" w:eastAsiaTheme="minorEastAsia" w:hAnsi="Cambria Math"/>
+              </w:rPr>
+              <m:t>v</m:t>
+            </m:r>
+          </m:e>
+        </m:d>
+      </m:oMath>
+      <w:r>
+        <w:rPr>
+          <w:rFonts w:eastAsiaTheme="minorEastAsia"/>
+        </w:rPr>
+        <w:t xml:space="preserve"> and </w:t>
+      </w:r>
+      <m:oMath>
+        <m:r>
+          <w:rPr>
+            <w:rFonts w:ascii="Cambria Math" w:eastAsiaTheme="minorEastAsia" w:hAnsi="Cambria Math"/>
+          </w:rPr>
+          <m:t>p</m:t>
+        </m:r>
+        <m:d>
+          <m:dPr>
+            <m:ctrlPr>
+              <w:rPr>
+                <w:rFonts w:ascii="Cambria Math" w:eastAsiaTheme="minorEastAsia" w:hAnsi="Cambria Math"/>
+                <w:i/>
+              </w:rPr>
+            </m:ctrlPr>
+          </m:dPr>
+          <m:e>
+            <m:r>
+              <w:rPr>
+                <w:rFonts w:ascii="Cambria Math" w:eastAsiaTheme="minorEastAsia" w:hAnsi="Cambria Math"/>
+              </w:rPr>
+              <m:t>w</m:t>
+            </m:r>
+          </m:e>
+        </m:d>
+      </m:oMath>
+      <w:r>
+        <w:rPr>
+          <w:rFonts w:eastAsiaTheme="minorEastAsia"/>
+        </w:rPr>
+        <w:t xml:space="preserve"> – the marginal probabilities of each token appearing in the corpus</w:t>
+      </w:r>
+    </w:p>
+    <w:p>
+      <w:pPr>
+        <w:rPr>
+          <w:rFonts w:eastAsiaTheme="minorEastAsia"/>
+        </w:rPr>
+      </w:pPr>
+    </w:p>
+    <w:p>
+      <w:pPr>
+        <w:rPr>
+          <w:rFonts w:eastAsiaTheme="minorEastAsia"/>
+        </w:rPr>
+      </w:pPr>
+      <w:r>
+        <w:rPr>
+          <w:rFonts w:eastAsiaTheme="minorEastAsia"/>
+        </w:rPr>
+        <w:t xml:space="preserve">We construct a </w:t>
+      </w:r>
+      <m:oMath>
+        <m:d>
+          <m:dPr>
+            <m:begChr m:val="|"/>
+            <m:endChr m:val="|"/>
+            <m:ctrlPr>
+              <w:rPr>
+                <w:rFonts w:ascii="Cambria Math" w:eastAsiaTheme="minorEastAsia" w:hAnsi="Cambria Math"/>
+                <w:i/>
+              </w:rPr>
+            </m:ctrlPr>
+          </m:dPr>
+          <m:e>
+            <m:r>
+              <w:rPr>
+                <w:rFonts w:ascii="Cambria Math" w:eastAsiaTheme="minorEastAsia" w:hAnsi="Cambria Math"/>
+              </w:rPr>
+              <m:t>V</m:t>
+            </m:r>
+          </m:e>
+        </m:d>
+        <m:r>
+          <w:rPr>
+            <w:rFonts w:ascii="Cambria Math" w:eastAsiaTheme="minorEastAsia" w:hAnsi="Cambria Math"/>
+          </w:rPr>
+          <m:t>×</m:t>
+        </m:r>
+        <m:d>
+          <m:dPr>
+            <m:begChr m:val="|"/>
+            <m:endChr m:val="|"/>
+            <m:ctrlPr>
+              <w:rPr>
+                <w:rFonts w:ascii="Cambria Math" w:eastAsiaTheme="minorEastAsia" w:hAnsi="Cambria Math"/>
+                <w:i/>
+              </w:rPr>
+            </m:ctrlPr>
+          </m:dPr>
+          <m:e>
+            <m:r>
+              <w:rPr>
+                <w:rFonts w:ascii="Cambria Math" w:eastAsiaTheme="minorEastAsia" w:hAnsi="Cambria Math"/>
+              </w:rPr>
+              <m:t>V</m:t>
+            </m:r>
+          </m:e>
+        </m:d>
+      </m:oMath>
+      <w:r>
+        <w:rPr>
+          <w:rFonts w:eastAsiaTheme="minorEastAsia"/>
+        </w:rPr>
+        <w:t xml:space="preserve"> matrix </w:t>
+      </w:r>
+      <m:oMath>
+        <m:r>
+          <w:rPr>
+            <w:rFonts w:ascii="Cambria Math" w:eastAsiaTheme="minorEastAsia" w:hAnsi="Cambria Math"/>
+          </w:rPr>
+          <m:t>M</m:t>
+        </m:r>
+      </m:oMath>
+      <w:r>
+        <w:rPr>
+          <w:rFonts w:eastAsiaTheme="minorEastAsia"/>
+        </w:rPr>
+        <w:t xml:space="preserve"> where</w:t>
+      </w:r>
+    </w:p>
     <w:p/>
+    <w:p>
+      <w:pPr>
+        <w:rPr>
+          <w:rFonts w:eastAsiaTheme="minorEastAsia"/>
+        </w:rPr>
+      </w:pPr>
+      <m:oMath>
+        <m:sSub>
+          <m:sSubPr>
+            <m:ctrlPr>
+              <w:rPr>
+                <w:rFonts w:ascii="Cambria Math" w:hAnsi="Cambria Math"/>
+                <w:i/>
+              </w:rPr>
+            </m:ctrlPr>
+          </m:sSubPr>
+          <m:e>
+            <m:r>
+              <w:rPr>
+                <w:rFonts w:ascii="Cambria Math" w:hAnsi="Cambria Math"/>
+              </w:rPr>
+              <m:t>M</m:t>
+            </m:r>
+          </m:e>
+          <m:sub>
+            <m:r>
+              <w:rPr>
+                <w:rFonts w:ascii="Cambria Math" w:hAnsi="Cambria Math"/>
+              </w:rPr>
+              <m:t>vw</m:t>
+            </m:r>
+          </m:sub>
+        </m:sSub>
+        <m:r>
+          <w:rPr>
+            <w:rFonts w:ascii="Cambria Math" w:hAnsi="Cambria Math"/>
+          </w:rPr>
+          <m:t>=</m:t>
+        </m:r>
+        <m:r>
+          <m:rPr>
+            <m:sty m:val="p"/>
+          </m:rPr>
+          <w:rPr>
+            <w:rFonts w:ascii="Cambria Math" w:hAnsi="Cambria Math"/>
+          </w:rPr>
+          <m:t>PMI</m:t>
+        </m:r>
+        <m:d>
+          <m:dPr>
+            <m:ctrlPr>
+              <w:rPr>
+                <w:rFonts w:ascii="Cambria Math" w:hAnsi="Cambria Math"/>
+                <w:i/>
+              </w:rPr>
+            </m:ctrlPr>
+          </m:dPr>
+          <m:e>
+            <m:r>
+              <w:rPr>
+                <w:rFonts w:ascii="Cambria Math" w:hAnsi="Cambria Math"/>
+              </w:rPr>
+              <m:t>v,w</m:t>
+            </m:r>
+          </m:e>
+        </m:d>
+      </m:oMath>
+      <w:r>
+        <w:rPr>
+          <w:rFonts w:eastAsiaTheme="minorEastAsia"/>
+        </w:rPr>
+        <w:t xml:space="preserve"> </w:t>
+      </w:r>
+    </w:p>
+    <w:p>
+      <w:pPr>
+        <w:rPr>
+          <w:rFonts w:eastAsiaTheme="minorEastAsia"/>
+        </w:rPr>
+      </w:pPr>
+    </w:p>
+    <w:p>
+      <w:pPr>
+        <w:rPr>
+          <w:rFonts w:eastAsiaTheme="minorEastAsia"/>
+        </w:rPr>
+      </w:pPr>
+      <w:r>
+        <w:rPr>
+          <w:rFonts w:eastAsiaTheme="minorEastAsia"/>
+        </w:rPr>
+        <w:t>Each entry measures how much more ofter two words co-occur together than one would expect by chance:</w:t>
+      </w:r>
+    </w:p>
+    <w:p>
+      <w:pPr>
+        <w:rPr>
+          <w:rFonts w:eastAsiaTheme="minorEastAsia"/>
+        </w:rPr>
+      </w:pPr>
+    </w:p>
+    <w:p>
+      <w:r>
+        <w:rPr>
+          <w:rFonts w:eastAsiaTheme="minorEastAsia"/>
+        </w:rPr>
+        <w:t xml:space="preserve"> </w:t>
+      </w:r>
+    </w:p>
     <w:sectPr>
       <w:pgSz w:w="12240" w:h="15840"/>
       <w:pgMar w:top="1440" w:right="1440" w:bottom="1440" w:left="1440" w:header="720" w:footer="720" w:gutter="0"/>
